--- a/src/OpenXmlHtml.Tests/WordPageBreakTests.PageBreakAfter.Net.verified.docx
+++ b/src/OpenXmlHtml.Tests/WordPageBreakTests.PageBreakAfter.Net.verified.docx
@@ -11,8 +11,6 @@
       <w:pPr>
         <w:pageBreakBefore/>
       </w:pPr>
-    </w:p>
-    <w:p>
       <w:r>
         <w:t xml:space="preserve">Page two</w:t>
       </w:r>
